--- a/FindCare/SpecialtyFilter/SpecialtyFilterDesign_V3.docx
+++ b/FindCare/SpecialtyFilter/SpecialtyFilterDesign_V3.docx
@@ -6336,15 +6336,15 @@
           <w:sz w:val="18"/>
         </w:rPr>
         <w:br/>
-        <w:t xml:space="preserve">  COPY FrontEndApplicationLib    /app/FrontEndApplicationLib</w:t>
-      </w:r>
-      <w:r>
-        <w:rPr>
-          <w:rFonts w:ascii="Consolas" w:hAnsi="Consolas"/>
-          <w:sz w:val="18"/>
-        </w:rPr>
-        <w:br/>
-        <w:t xml:space="preserve">  RUN pip install --no-cache-dir /app/FrontEndApplicationLib</w:t>
+        <w:t xml:space="preserve">  COPY ChatHealthyLib    /app/ChatHealthyLib</w:t>
+      </w:r>
+      <w:r>
+        <w:rPr>
+          <w:rFonts w:ascii="Consolas" w:hAnsi="Consolas"/>
+          <w:sz w:val="18"/>
+        </w:rPr>
+        <w:br/>
+        <w:t xml:space="preserve">  RUN pip install --no-cache-dir /app/ChatHealthyLib</w:t>
       </w:r>
       <w:r>
         <w:rPr>
